--- a/public/George_Suarez_Resume.docx
+++ b/public/George_Suarez_Resume.docx
@@ -556,7 +556,7 @@
           <w:b w:val="0"/>
           <w:sz w:val="19"/>
         </w:rPr>
-        <w:t xml:space="preserve"> | TypeScript, Next.js, Tailwind CSS, PostgreSQL</w:t>
+        <w:t xml:space="preserve"> | TypeScript, Effect, React, Tailwind CSS, Cloudflare Workers, SQLite</w:t>
       </w:r>
     </w:p>
     <w:p>
@@ -578,7 +578,7 @@
           <w:b w:val="0"/>
           <w:sz w:val="19"/>
         </w:rPr>
-        <w:t>Built and deployed a Steam achievement dashboard to production on Vercel using Next.js, TypeScript, Tailwind CSS, and PostgreSQL</w:t>
+        <w:t>Built and deployed a Steam achievement dashboard on Cloudflare Workers: a React single-page app over a type-safe Effect HTTP API, backed by a D1 SQLite store</w:t>
       </w:r>
     </w:p>
     <w:p>
@@ -601,201 +601,6 @@
           <w:sz w:val="19"/>
         </w:rPr>
         <w:t>Integrated Steam OpenID authentication, JWT sessions, and a cached Steam API client with nightly snapshot jobs for tracking progress over time</w:t>
-      </w:r>
-    </w:p>
-    <w:p>
-      <w:pPr>
-        <w:spacing w:before="70" w:after="10"/>
-      </w:pPr>
-      <w:r>
-        <w:rPr>
-          <w:rFonts w:ascii="Arial" w:hAnsi="Arial"/>
-          <w:b/>
-          <w:sz w:val="19"/>
-        </w:rPr>
-        <w:t>TrailFinder</w:t>
-      </w:r>
-      <w:r>
-        <w:rPr>
-          <w:rFonts w:ascii="Arial" w:hAnsi="Arial"/>
-          <w:b w:val="0"/>
-          <w:sz w:val="19"/>
-        </w:rPr>
-        <w:t xml:space="preserve"> | TypeScript, Effect TS, React, Cloudflare Workers</w:t>
-      </w:r>
-    </w:p>
-    <w:p>
-      <w:pPr>
-        <w:spacing w:after="16"/>
-        <w:ind w:left="230" w:hanging="144"/>
-      </w:pPr>
-      <w:r>
-        <w:rPr>
-          <w:rFonts w:ascii="Arial" w:hAnsi="Arial"/>
-          <w:b w:val="0"/>
-          <w:sz w:val="19"/>
-        </w:rPr>
-        <w:t xml:space="preserve">- </w:t>
-      </w:r>
-      <w:r>
-        <w:rPr>
-          <w:rFonts w:ascii="Arial" w:hAnsi="Arial"/>
-          <w:b w:val="0"/>
-          <w:sz w:val="19"/>
-        </w:rPr>
-        <w:t>Built a full-stack trail finder on Cloudflare Workers with a type-safe Effect TS HTTP API featuring schema validation, typed errors, and retry with timeout</w:t>
-      </w:r>
-    </w:p>
-    <w:p>
-      <w:pPr>
-        <w:spacing w:after="16"/>
-        <w:ind w:left="230" w:hanging="144"/>
-      </w:pPr>
-      <w:r>
-        <w:rPr>
-          <w:rFonts w:ascii="Arial" w:hAnsi="Arial"/>
-          <w:b w:val="0"/>
-          <w:sz w:val="19"/>
-        </w:rPr>
-        <w:t xml:space="preserve">- </w:t>
-      </w:r>
-      <w:r>
-        <w:rPr>
-          <w:rFonts w:ascii="Arial" w:hAnsi="Arial"/>
-          <w:b w:val="0"/>
-          <w:sz w:val="19"/>
-        </w:rPr>
-        <w:t>Integrated OpenStreetMap Overpass and Nominatim APIs to query, decode, and distance-sort hiking routes onto an interactive React and Leaflet map</w:t>
-      </w:r>
-    </w:p>
-    <w:p>
-      <w:pPr>
-        <w:spacing w:before="70" w:after="10"/>
-      </w:pPr>
-      <w:r>
-        <w:rPr>
-          <w:rFonts w:ascii="Arial" w:hAnsi="Arial"/>
-          <w:b/>
-          <w:sz w:val="19"/>
-        </w:rPr>
-        <w:t>RustyVault</w:t>
-      </w:r>
-      <w:r>
-        <w:rPr>
-          <w:rFonts w:ascii="Arial" w:hAnsi="Arial"/>
-          <w:b w:val="0"/>
-          <w:sz w:val="19"/>
-        </w:rPr>
-        <w:t xml:space="preserve"> | Rust, SQLite</w:t>
-      </w:r>
-    </w:p>
-    <w:p>
-      <w:pPr>
-        <w:spacing w:after="16"/>
-        <w:ind w:left="230" w:hanging="144"/>
-      </w:pPr>
-      <w:r>
-        <w:rPr>
-          <w:rFonts w:ascii="Arial" w:hAnsi="Arial"/>
-          <w:b w:val="0"/>
-          <w:sz w:val="19"/>
-        </w:rPr>
-        <w:t xml:space="preserve">- </w:t>
-      </w:r>
-      <w:r>
-        <w:rPr>
-          <w:rFonts w:ascii="Arial" w:hAnsi="Arial"/>
-          <w:b w:val="0"/>
-          <w:sz w:val="19"/>
-        </w:rPr>
-        <w:t>Built a Rust terminal credential manager (Ratatui TUI) that encrypts passwords and API keys with AES-256-GCM and Argon2id-derived keys in a local SQLite database</w:t>
-      </w:r>
-    </w:p>
-    <w:p>
-      <w:pPr>
-        <w:spacing w:after="16"/>
-        <w:ind w:left="230" w:hanging="144"/>
-      </w:pPr>
-      <w:r>
-        <w:rPr>
-          <w:rFonts w:ascii="Arial" w:hAnsi="Arial"/>
-          <w:b w:val="0"/>
-          <w:sz w:val="19"/>
-        </w:rPr>
-        <w:t xml:space="preserve">- </w:t>
-      </w:r>
-      <w:r>
-        <w:rPr>
-          <w:rFonts w:ascii="Arial" w:hAnsi="Arial"/>
-          <w:b w:val="0"/>
-          <w:sz w:val="19"/>
-        </w:rPr>
-        <w:t>Implemented atomic master-password rotation, on-demand secret reveal, and memory scrubbing on lock and quit, with no network access</w:t>
-      </w:r>
-    </w:p>
-    <w:p>
-      <w:pPr>
-        <w:spacing w:before="70" w:after="10"/>
-      </w:pPr>
-      <w:r>
-        <w:rPr>
-          <w:rFonts w:ascii="Arial" w:hAnsi="Arial"/>
-          <w:b/>
-          <w:sz w:val="19"/>
-        </w:rPr>
-        <w:t>LFGuild</w:t>
-      </w:r>
-      <w:r>
-        <w:rPr>
-          <w:rFonts w:ascii="Arial" w:hAnsi="Arial"/>
-          <w:b w:val="0"/>
-          <w:sz w:val="19"/>
-        </w:rPr>
-        <w:t xml:space="preserve"> | Swift, SwiftUI, Firebase</w:t>
-      </w:r>
-    </w:p>
-    <w:p>
-      <w:pPr>
-        <w:spacing w:after="16"/>
-        <w:ind w:left="230" w:hanging="144"/>
-      </w:pPr>
-      <w:r>
-        <w:rPr>
-          <w:rFonts w:ascii="Arial" w:hAnsi="Arial"/>
-          <w:b w:val="0"/>
-          <w:sz w:val="19"/>
-        </w:rPr>
-        <w:t xml:space="preserve">- </w:t>
-      </w:r>
-      <w:r>
-        <w:rPr>
-          <w:rFonts w:ascii="Arial" w:hAnsi="Arial"/>
-          <w:b w:val="0"/>
-          <w:sz w:val="19"/>
-        </w:rPr>
-        <w:t>Built an iOS guild-matching application with SwiftUI and MVVM using Firebase Auth, Firestore, Cloud Messaging, and real-time chat with unread tracking</w:t>
-      </w:r>
-    </w:p>
-    <w:p>
-      <w:pPr>
-        <w:spacing w:after="16"/>
-        <w:ind w:left="230" w:hanging="144"/>
-      </w:pPr>
-      <w:r>
-        <w:rPr>
-          <w:rFonts w:ascii="Arial" w:hAnsi="Arial"/>
-          <w:b w:val="0"/>
-          <w:sz w:val="19"/>
-        </w:rPr>
-        <w:t xml:space="preserve">- </w:t>
-      </w:r>
-      <w:r>
-        <w:rPr>
-          <w:rFonts w:ascii="Arial" w:hAnsi="Arial"/>
-          <w:b w:val="0"/>
-          <w:sz w:val="19"/>
-        </w:rPr>
-        <w:t>Designed a weighted six-factor match-scoring algorithm and Firestore security rules enforcing verified-email and owner-only access</w:t>
       </w:r>
     </w:p>
     <w:sectPr>
